--- a/_DocSrc/NuMicro M55M1 Series CMSIS BSP Revision History.docx
+++ b/_DocSrc/NuMicro M55M1 Series CMSIS BSP Revision History.docx
@@ -1527,7 +1527,7 @@
         <v:path o:extrusionok="f" gradientshapeok="t" o:connecttype="rect"/>
         <o:lock v:ext="edit" aspectratio="t"/>
       </v:shapetype>
-      <v:shape id="_x0000_i1034" type="#_x0000_t75" style="width:4.1pt;height:9.55pt" o:bullet="t">
+      <v:shape id="_x0000_i1035" type="#_x0000_t75" style="width:4.1pt;height:9.55pt" o:bullet="t">
         <v:imagedata r:id="rId1" o:title="bullet1"/>
       </v:shape>
     </w:pict>
